--- a/Outputs/outpuit.docx
+++ b/Outputs/outpuit.docx
@@ -15,26 +15,45 @@
       <w:r>
         <w:t>Nine out of ten attendees rated #SaferToBeMe as “very good” or “excellent”</w:t>
       </w:r>
+      <w:r>
+        <w:t xml:space="preserve"> OR 71.6% attendees rated #SaferToBeMe as “excellent”. Another 18.6% rated #SaferToBeMe as “very good”.</w:t>
+      </w:r>
     </w:p>
     <w:p>
       <w:r>
         <w:t xml:space="preserve">Eight out of ten rated the event organisation as “very good” or “excellent” </w:t>
       </w:r>
+      <w:r>
+        <w:t xml:space="preserve">OR </w:t>
+      </w:r>
+      <w:r>
+        <w:t>63.7</w:t>
+      </w:r>
+      <w:r>
+        <w:t xml:space="preserve">% attendees rated </w:t>
+      </w:r>
+      <w:r>
+        <w:t>event organisation</w:t>
+      </w:r>
+      <w:r>
+        <w:t xml:space="preserve"> as “excellent”. Another </w:t>
+      </w:r>
+      <w:r>
+        <w:t>24.5</w:t>
+      </w:r>
+      <w:r>
+        <w:t xml:space="preserve">% rated </w:t>
+      </w:r>
+      <w:r>
+        <w:t>event organisation</w:t>
+      </w:r>
+      <w:r>
+        <w:t xml:space="preserve"> as “very good”.</w:t>
+      </w:r>
     </w:p>
     <w:p>
       <w:r>
-        <w:t>Eight out of ten rated event communication as “very good” or “excellent”</w:t>
-      </w:r>
-    </w:p>
-    <w:p/>
-    <w:p/>
-    <w:p>
-      <w:r>
-        <w:rPr>
-          <w:b/>
-          <w:bCs/>
-        </w:rPr>
-        <w:t>Campaigner training</w:t>
+        <w:t>Event communication is a more mixed picture and will be an area to focus on for improvement in the future.</w:t>
       </w:r>
     </w:p>
     <w:p>
@@ -43,10 +62,10 @@
           <w:noProof/>
         </w:rPr>
         <w:drawing>
-          <wp:inline distT="0" distB="0" distL="0" distR="0" wp14:anchorId="6EE2CE8A" wp14:editId="2F9BAA69">
-            <wp:extent cx="5723255" cy="3640455"/>
-            <wp:effectExtent l="0" t="0" r="0" b="0"/>
-            <wp:docPr id="107967728" name="Picture 2"/>
+          <wp:inline distT="0" distB="0" distL="0" distR="0" wp14:anchorId="7C6C923B" wp14:editId="3C0E1BA0">
+            <wp:extent cx="3139769" cy="2095500"/>
+            <wp:effectExtent l="0" t="0" r="3810" b="0"/>
+            <wp:docPr id="1650925806" name="Picture 3"/>
             <wp:cNvGraphicFramePr>
               <a:graphicFrameLocks xmlns:a="http://schemas.openxmlformats.org/drawingml/2006/main" noChangeAspect="1"/>
             </wp:cNvGraphicFramePr>
@@ -54,13 +73,13 @@
               <a:graphicData uri="http://schemas.openxmlformats.org/drawingml/2006/picture">
                 <pic:pic xmlns:pic="http://schemas.openxmlformats.org/drawingml/2006/picture">
                   <pic:nvPicPr>
-                    <pic:cNvPr id="0" name="Picture 6"/>
+                    <pic:cNvPr id="0" name="Picture 8"/>
                     <pic:cNvPicPr>
                       <a:picLocks noChangeAspect="1" noChangeArrowheads="1"/>
                     </pic:cNvPicPr>
                   </pic:nvPicPr>
                   <pic:blipFill>
-                    <a:blip r:embed="rId4">
+                    <a:blip r:embed="rId4" cstate="print">
                       <a:extLst>
                         <a:ext uri="{28A0092B-C50C-407E-A947-70E740481C1C}">
                           <a14:useLocalDpi xmlns:a14="http://schemas.microsoft.com/office/drawing/2010/main" val="0"/>
@@ -75,7 +94,7 @@
                   <pic:spPr bwMode="auto">
                     <a:xfrm>
                       <a:off x="0" y="0"/>
-                      <a:ext cx="5723255" cy="3640455"/>
+                      <a:ext cx="3144397" cy="2098589"/>
                     </a:xfrm>
                     <a:prstGeom prst="rect">
                       <a:avLst/>
@@ -92,11 +111,31 @@
         </w:drawing>
       </w:r>
     </w:p>
+    <w:p/>
+    <w:p/>
     <w:p>
       <w:r>
+        <w:rPr>
+          <w:b/>
+          <w:bCs/>
+        </w:rPr>
+        <w:t>Campaigner training</w:t>
+      </w:r>
+    </w:p>
+    <w:p>
+      <w:r>
+        <w:rPr>
+          <w:noProof/>
+        </w:rPr>
+        <w:t>Bar chart with average ratings.</w:t>
+      </w:r>
+    </w:p>
+    <w:p>
+      <w:r>
         <w:t>The number of participants who rated the training 10 more than doubled across all measures.</w:t>
       </w:r>
     </w:p>
+    <w:p/>
     <w:sectPr>
       <w:pgSz w:w="11906" w:h="16838"/>
       <w:pgMar w:top="1440" w:right="1440" w:bottom="1440" w:left="1440" w:header="708" w:footer="708" w:gutter="0"/>
